--- a/proline/2026-10-27_proline-plan-marketing-2027_v1.docx
+++ b/proline/2026-10-27_proline-plan-marketing-2027_v1.docx
@@ -1793,8 +1793,7 @@
     <w:p>
       <w:pPr>
         <w:keepNext/>
-        <w:pageBreakBefore/>
-        <w:spacing w:before="0" w:after="120" w:line="264" w:lineRule="auto"/>
+        <w:spacing w:before="280" w:after="120" w:line="264" w:lineRule="auto"/>
       </w:pPr>
       <w:r>
         <w:rPr>
@@ -3113,8 +3112,7 @@
     <w:p>
       <w:pPr>
         <w:keepNext/>
-        <w:pageBreakBefore/>
-        <w:spacing w:before="0" w:after="120" w:line="264" w:lineRule="auto"/>
+        <w:spacing w:before="280" w:after="120" w:line="264" w:lineRule="auto"/>
       </w:pPr>
       <w:r>
         <w:rPr>
@@ -3958,7 +3956,8 @@
     <w:p>
       <w:pPr>
         <w:keepNext/>
-        <w:spacing w:before="280" w:after="120" w:line="264" w:lineRule="auto"/>
+        <w:pageBreakBefore/>
+        <w:spacing w:before="0" w:after="120" w:line="264" w:lineRule="auto"/>
       </w:pPr>
       <w:r>
         <w:rPr>
@@ -4591,8 +4590,7 @@
     <w:p>
       <w:pPr>
         <w:keepNext/>
-        <w:pageBreakBefore/>
-        <w:spacing w:before="0" w:after="120" w:line="264" w:lineRule="auto"/>
+        <w:spacing w:before="280" w:after="120" w:line="264" w:lineRule="auto"/>
       </w:pPr>
       <w:r>
         <w:rPr>
@@ -7278,8 +7276,7 @@
     <w:p>
       <w:pPr>
         <w:keepNext/>
-        <w:pageBreakBefore/>
-        <w:spacing w:before="0" w:after="120" w:line="264" w:lineRule="auto"/>
+        <w:spacing w:before="280" w:after="120" w:line="264" w:lineRule="auto"/>
       </w:pPr>
       <w:r>
         <w:rPr>
